--- a/documents/30-clearhaven-dlq-design.docx
+++ b/documents/30-clearhaven-dlq-design.docx
@@ -9206,7 +9206,7 @@
         <w:pStyle w:val="Heading1"/>
       </w:pPr>
       <w:r>
-        <w:t>Working remainder for CLH-TDD-2023-022</w:t>
+        <w:t>Open work after October 12, 2023</w:t>
       </w:r>
     </w:p>
     <w:p>
@@ -9220,7 +9220,7 @@
           <w:color w:val="222222"/>
           <w:sz w:val="24"/>
         </w:rPr>
-        <w:t>The front of Dead letter topic for settlement inbound is the document. This remainder is the leftover a colleague still trips on: named people, named boxes, named tickets, and the work I still owe after October 12, 2023. It is not a second log and it is not a stack of exhibits with the same stub. If a paragraph fights the decision in the front, strike the paragraph.</w:t>
+        <w:t>What follows is leftover work from Dead letter topic for settlement inbound: named people, named boxes, named tickets, and the items I still owe. If a paragraph fights the decision in the front of CLH-TDD-2023-022, strike the paragraph.</w:t>
       </w:r>
     </w:p>
     <w:p>
@@ -9374,7 +9374,7 @@
           <w:color w:val="222222"/>
           <w:sz w:val="24"/>
         </w:rPr>
-        <w:t>I will not put a cleanup PR that renames a field on a wiki that drifts. CLH-TDD-2023-014 and this file are the record. If Helen Cho needs a diagram, they get a permalink, not a photo of a whiteboard. kafka-clh-01.northstar.internal stays out of the diagram title. If a new engineer asks where the leftover lives, I point here. I do not point at a Slack pin from October 12, 2023. Client Clearhaven.</w:t>
+        <w:t>I will not put a cleanup PR that renames a field on a wiki that drifts. CLH-TDD-2023-014 and this file are the record. If Helen Cho needs a diagram, they get a permalink, not a photo of a whiteboard. kafka-clh-01.northstar.internal stays out of the diagram title. If a new engineer asks where the leftover lives, I point here. I do not point at a Slack pin from October 12, 2023.</w:t>
       </w:r>
     </w:p>
     <w:p>
@@ -11718,7 +11718,7 @@
           <w:color w:val="222222"/>
           <w:sz w:val="24"/>
         </w:rPr>
-        <w:t>People who were absent still get a usable remainder, not a transcript. Kavya Menon gets the decision, the refuse, and the date. They do not get a reconstruction of who raised their voice. If they object, they object on CLH-TDD-2023-014. Client Clearhaven. Author Aman Kumar.</w:t>
+        <w:t>People who were absent still get a usable remainder, not a transcript. Kavya Menon gets the decision, the refuse, and the date. They do not get a reconstruction of who raised their voice. If they object, they object on CLH-TDD-2023-014.</w:t>
       </w:r>
     </w:p>
     <w:p>
@@ -12763,7 +12763,7 @@
           <w:color w:val="222222"/>
           <w:sz w:val="24"/>
         </w:rPr>
-        <w:t>If you are implementing, keep the rejected alternative dead. If you are on-call, start read-only. If you are Helen Cho, the ask is unchanged: pick the path in the main body or send it back with a named objection. Sample I would still defend: 3897 rows, 15 minutes, freeze respected. Strike this remainder if it ever fights the decision callout. Author Aman Kumar. Client Clearhaven.</w:t>
+        <w:t>If you are implementing, keep the rejected alternative dead. If you are on-call, start read-only. If you are Helen Cho, the ask is unchanged: pick the path in the main body or send it back with a named objection. Sample I would still defend: 3897 rows, 15 minutes, freeze respected. Strike this section if it ever fights the decision callout.</w:t>
       </w:r>
     </w:p>
     <w:p>
@@ -12777,7 +12777,7 @@
           <w:color w:val="222222"/>
           <w:sz w:val="24"/>
         </w:rPr>
-        <w:t>This heading is the reopen rule, not a promise that nothing follows. If we still need words after the bank, they are named leftovers, not another copy of the same stub. lock budget on the primary is done as a heading when The July closes CLH-6680 or writes a new date.</w:t>
+        <w:t>This heading is the reopen rule. lock budget on the primary is done when The July closes CLH-6680 or writes a new date.</w:t>
       </w:r>
     </w:p>
     <w:p>
@@ -13929,7 +13929,7 @@
           <w:color w:val="222222"/>
           <w:sz w:val="24"/>
         </w:rPr>
-        <w:t>I am out of new section shapes. What follows is leftover owners and tickets already in this file, written so a colleague can act. I will not invent another exhibit format to fill a page budget.</w:t>
+        <w:t>Owners and tickets still attached to CLH-TDD-2023-022, written so a colleague can act without hunting Slack. Close is a decision, a refuse, or a new date.</w:t>
       </w:r>
     </w:p>
     <w:p>
@@ -13943,7 +13943,7 @@
           <w:color w:val="222222"/>
           <w:sz w:val="24"/>
         </w:rPr>
-        <w:t>CLH-TDD-2023-014 still sits with Helen Cho. Host kafka-clh-01.northstar.internal. Due October 23, 2023 unless they write a new date. Close is a decision, a refuse, or that date. I will not accept a status dump. Front-matter number I am not re-arguing: 2023. If this leftover is done, Helen Cho marks CLH-TDD-2023-014 done. Aman Kumar will not keep a shadow list. Client Clearhaven.</w:t>
+        <w:t>CLH-TDD-2023-014 still sits with Helen Cho. Host kafka-clh-01.northstar.internal. Due October 23, 2023 unless they write a new date. Close is a decision, a refuse, or that date. I will not accept a status dump. Front-matter number I am not re-arguing: 2023. If this leftover is done, Helen Cho marks CLH-TDD-2023-014 done. Aman Kumar will not keep a shadow list.</w:t>
       </w:r>
     </w:p>
     <w:p>
@@ -14041,7 +14041,7 @@
           <w:color w:val="222222"/>
           <w:sz w:val="24"/>
         </w:rPr>
-        <w:t>Stop leftover: CLH-RB-2023-012 is not a twin of CLH-TDD-2023-014. Keep one thread. Diego Alvarez on kafka-clh-01.northstar.internal. If this paragraph fights the front of CLH-TDD-2023-022, strike it. Due November 6, 2023. Client Clearhaven.</w:t>
+        <w:t>Stop leftover: CLH-RB-2023-012 is not a twin of CLH-TDD-2023-014. Keep one thread. Diego Alvarez on kafka-clh-01.northstar.internal. If this paragraph fights the front of CLH-TDD-2023-022, strike it. Due November 6, 2023.</w:t>
       </w:r>
     </w:p>
     <w:p>
@@ -14055,7 +14055,7 @@
           <w:color w:val="222222"/>
           <w:sz w:val="24"/>
         </w:rPr>
-        <w:t>CLH-TDD-2023-014 still sits with Helen Cho. Host kafka-clh-01.northstar.internal. Due November 8, 2023 unless they write a new date. Close is a decision, a refuse, or that date. I will not accept a status dump. Front-matter number I am not re-arguing: 19. If this leftover is done, Helen Cho marks CLH-TDD-2023-014 done. Aman Kumar will not keep a shadow list. Client Clearhaven.</w:t>
+        <w:t>CLH-TDD-2023-014 still sits with Helen Cho. Host kafka-clh-01.northstar.internal. Due November 8, 2023 unless they write a new date. Close is a decision, a refuse, or that date. I will not accept a status dump. Front-matter number I am not re-arguing: 19. If this leftover is done, Helen Cho marks CLH-TDD-2023-014 done. Aman Kumar will not keep a shadow list.</w:t>
       </w:r>
     </w:p>
     <w:p>
